--- a/templates/stockholder-consent-ccorp.docx
+++ b/templates/stockholder-consent-ccorp.docx
@@ -4,6 +4,7 @@
   <w:body>
     <w:p>
       <w:pPr>
+        <w:pStyle w:val="GLInstructionBlock"/>
         <w:spacing w:after="240"/>
         <w:jc w:val="left"/>
       </w:pPr>
@@ -70,7 +71,7 @@
           <w:sz w:val="22"/>
           <w:szCs w:val="22"/>
         </w:rPr>
-        <w:t xml:space="preserve">[COMPANY NAME], INC.</w:t>
+        <w:t>{Company Name}, Inc.</w:t>
       </w:r>
     </w:p>
     <w:p>
@@ -84,7 +85,7 @@
           <w:sz w:val="22"/>
           <w:szCs w:val="22"/>
         </w:rPr>
-        <w:t xml:space="preserve">[DATE]</w:t>
+        <w:t>{Effective Date}</w:t>
       </w:r>
     </w:p>
     <w:p>
@@ -98,7 +99,7 @@
           <w:sz w:val="22"/>
           <w:szCs w:val="22"/>
         </w:rPr>
-        <w:t xml:space="preserve">Pursuant to Section 228 of the General Corporation Law of the State of Delaware (the “DGCL”), the undersigned, being the holder of all of the outstanding shares of capital stock of [COMPANY NAME], Inc., a Delaware corporation (the “Corporation”), adopts the following resolutions by written consent without a meeting:</w:t>
+        <w:t>Pursuant to Section 228 of the General Corporation Law of the State of Delaware (the “DGCL”), the undersigned, being the holder of all of the outstanding shares of capital stock of {Company Name}, Inc., a Delaware corporation (the “Corporation”), adopts the following resolutions by written consent without a meeting:</w:t>
       </w:r>
     </w:p>
     <w:p>
@@ -128,7 +129,7 @@
           <w:sz w:val="22"/>
           <w:szCs w:val="22"/>
         </w:rPr>
-        <w:t xml:space="preserve">RESOLVED, that the election of [DIRECTOR NAME] as the sole director of the Corporation by the incorporator is ratified, confirmed, and approved.</w:t>
+        <w:t>RESOLVED, that the election of {Director Name} as the sole director of the Corporation by the incorporator is ratified, confirmed, and approved.</w:t>
       </w:r>
     </w:p>
     <w:p>
@@ -158,7 +159,7 @@
           <w:sz w:val="22"/>
           <w:szCs w:val="22"/>
         </w:rPr>
-        <w:t xml:space="preserve">RESOLVED, that the Indemnification Agreement between the Corporation and [DIRECTOR NAME], in substantially the form approved by the Board of Directors and attached hereto as Exhibit A, is approved, including as an interested transaction between the Corporation and a director, and the officers are authorized to execute and deliver it on behalf of the Corporation.</w:t>
+        <w:t>RESOLVED, that the Indemnification Agreement between the Corporation and {Director Name}, in substantially the form approved by the Board of Directors and attached hereto as Exhibit A, is approved, including as an interested transaction between the Corporation and a director, and the officers are authorized to execute and deliver it on behalf of the Corporation.</w:t>
       </w:r>
     </w:p>
     <w:p>
@@ -212,11 +213,12 @@
       </w:pPr>
       <w:r>
         <w:rPr>
-          <w:rFonts w:ascii="Times New Roman" w:cs="Times New Roman" w:eastAsia="Times New Roman" w:hAnsi="Times New Roman"/>
-          <w:sz w:val="22"/>
-          <w:szCs w:val="22"/>
-        </w:rPr>
-        <w:t xml:space="preserve">______________________________</w:t>
+          <w:rStyle w:val="GLSignatureMarker"/>
+          <w:rFonts w:ascii="Times New Roman" w:cs="Times New Roman" w:eastAsia="Times New Roman" w:hAnsi="Times New Roman"/>
+          <w:sz w:val="22"/>
+          <w:szCs w:val="22"/>
+        </w:rPr>
+        <w:t>[[GL-SIGNATURE:stockholder]]</w:t>
       </w:r>
     </w:p>
     <w:p>
@@ -230,7 +232,7 @@
           <w:sz w:val="22"/>
           <w:szCs w:val="22"/>
         </w:rPr>
-        <w:t xml:space="preserve">[STOCKHOLDER NAME], Sole Stockholder</w:t>
+        <w:t>{Stockholder Name}, Sole Stockholder</w:t>
       </w:r>
     </w:p>
     <w:p>
@@ -270,11 +272,20 @@
       </w:pPr>
       <w:r>
         <w:rPr>
-          <w:rFonts w:ascii="Times New Roman" w:cs="Times New Roman" w:eastAsia="Times New Roman" w:hAnsi="Times New Roman"/>
-          <w:sz w:val="22"/>
-          <w:szCs w:val="22"/>
-        </w:rPr>
-        <w:t xml:space="preserve">[Attached]</w:t>
+          <w:rStyle w:val="GLInstructionInline"/>
+          <w:rFonts w:ascii="Times New Roman" w:cs="Times New Roman" w:eastAsia="Times New Roman" w:hAnsi="Times New Roman"/>
+          <w:sz w:val="22"/>
+          <w:szCs w:val="22"/>
+        </w:rPr>
+        <w:t>[GL INSTRUCTION — Attached document is supplied as the following packet section.]</w:t>
+      </w:r>
+      <w:r>
+        <w:rPr>
+          <w:rFonts w:ascii="Times New Roman" w:cs="Times New Roman" w:eastAsia="Times New Roman" w:hAnsi="Times New Roman"/>
+          <w:sz w:val="22"/>
+          <w:szCs w:val="22"/>
+        </w:rPr>
+        <w:t xml:space="preserve"> </w:t>
       </w:r>
     </w:p>
     <w:sectPr>
@@ -396,7 +407,7 @@
         <w:sz w:val="20"/>
         <w:szCs w:val="20"/>
       </w:rPr>
-      <w:t xml:space="preserve">[COMPANY NAME], INC. — Stockholder Consent</w:t>
+      <w:t>{Company Name}, Inc. — Stockholder Consent</w:t>
     </w:r>
   </w:p>
 </w:hdr>
@@ -680,5 +691,17 @@
       <w:szCs w:val="20"/>
     </w:rPr>
   </w:style>
+  <w:style w:type="paragraph" w:customStyle="1" w:styleId="GLInstructionBlock">
+    <w:name w:val="GL Instruction Block"/>
+    <w:basedOn w:val="Normal"/>
+  </w:style>
+  <w:style w:type="character" w:customStyle="1" w:styleId="GLInstructionInline">
+    <w:name w:val="GL Instruction Inline"/>
+    <w:basedOn w:val="DefaultParagraphFont"/>
+  </w:style>
+  <w:style w:type="character" w:customStyle="1" w:styleId="GLSignatureMarker">
+    <w:name w:val="GL Signature Marker"/>
+    <w:basedOn w:val="DefaultParagraphFont"/>
+  </w:style>
 </w:styles>
 </file>